--- a/src/assets/iess/rpv/rpvNaturales.docx
+++ b/src/assets/iess/rpv/rpvNaturales.docx
@@ -50,9 +50,30 @@
           <w:bCs/>
           <w:color w:val="0070C0"/>
         </w:rPr>
-        <w:t>{</w:t>
-      </w:r>
-      <w:proofErr w:type="spellStart"/>
+        <w:t>{fechaProvidencia}</w:t>
+      </w:r>
+    </w:p>
+    <w:p>
+      <w:pPr>
+        <w:jc w:val="both"/>
+        <w:rPr>
+          <w:rFonts w:cstheme="minorHAnsi"/>
+        </w:rPr>
+      </w:pPr>
+      <w:r>
+        <w:rPr>
+          <w:rFonts w:cstheme="minorHAnsi"/>
+        </w:rPr>
+        <w:t>Señor:</w:t>
+      </w:r>
+    </w:p>
+    <w:p>
+      <w:pPr>
+        <w:jc w:val="both"/>
+        <w:rPr>
+          <w:rFonts w:cstheme="minorHAnsi"/>
+        </w:rPr>
+      </w:pPr>
       <w:r>
         <w:rPr>
           <w:rFonts w:cstheme="minorHAnsi"/>
@@ -60,9 +81,8 @@
           <w:bCs/>
           <w:color w:val="0070C0"/>
         </w:rPr>
-        <w:t>fechaProvidencia</w:t>
-      </w:r>
-      <w:proofErr w:type="spellEnd"/>
+        <w:t>{representanteLegal}</w:t>
+      </w:r>
       <w:r>
         <w:rPr>
           <w:rFonts w:cstheme="minorHAnsi"/>
@@ -70,7 +90,13 @@
           <w:bCs/>
           <w:color w:val="0070C0"/>
         </w:rPr>
-        <w:t>}</w:t>
+        <w:t>.</w:t>
+      </w:r>
+      <w:r>
+        <w:rPr>
+          <w:rFonts w:cstheme="minorHAnsi"/>
+        </w:rPr>
+        <w:t xml:space="preserve"> </w:t>
       </w:r>
     </w:p>
     <w:p>
@@ -78,22 +104,16 @@
         <w:jc w:val="both"/>
         <w:rPr>
           <w:rFonts w:cstheme="minorHAnsi"/>
-        </w:rPr>
-      </w:pPr>
-      <w:r>
-        <w:rPr>
-          <w:rFonts w:cstheme="minorHAnsi"/>
-        </w:rPr>
-        <w:t>Señor:</w:t>
-      </w:r>
-    </w:p>
-    <w:p>
-      <w:pPr>
-        <w:jc w:val="both"/>
-        <w:rPr>
-          <w:rFonts w:cstheme="minorHAnsi"/>
-        </w:rPr>
-      </w:pPr>
+          <w:i/>
+        </w:rPr>
+      </w:pPr>
+      <w:r>
+        <w:rPr>
+          <w:rFonts w:cstheme="minorHAnsi"/>
+          <w:b/>
+        </w:rPr>
+        <w:t xml:space="preserve">C.C. </w:t>
+      </w:r>
       <w:r>
         <w:rPr>
           <w:rFonts w:cstheme="minorHAnsi"/>
@@ -101,9 +121,147 @@
           <w:bCs/>
           <w:color w:val="0070C0"/>
         </w:rPr>
-        <w:t>{</w:t>
-      </w:r>
-      <w:proofErr w:type="spellStart"/>
+        <w:t>{cedula}</w:t>
+      </w:r>
+      <w:r>
+        <w:rPr>
+          <w:rFonts w:cstheme="minorHAnsi"/>
+        </w:rPr>
+        <w:t>.</w:t>
+      </w:r>
+      <w:r>
+        <w:rPr>
+          <w:rFonts w:cstheme="minorHAnsi"/>
+          <w:i/>
+        </w:rPr>
+        <w:t xml:space="preserve"> </w:t>
+      </w:r>
+    </w:p>
+    <w:p>
+      <w:pPr>
+        <w:jc w:val="both"/>
+        <w:rPr>
+          <w:rFonts w:cstheme="minorHAnsi"/>
+        </w:rPr>
+      </w:pPr>
+      <w:r>
+        <w:rPr>
+          <w:rFonts w:cstheme="minorHAnsi"/>
+        </w:rPr>
+        <w:t>Presente. –</w:t>
+      </w:r>
+      <w:r>
+        <w:rPr>
+          <w:rFonts w:cstheme="minorHAnsi"/>
+          <w:i/>
+        </w:rPr>
+        <w:t xml:space="preserve"> </w:t>
+      </w:r>
+    </w:p>
+    <w:p>
+      <w:pPr>
+        <w:jc w:val="both"/>
+        <w:rPr>
+          <w:rFonts w:cstheme="minorHAnsi"/>
+        </w:rPr>
+      </w:pPr>
+      <w:r>
+        <w:rPr>
+          <w:rFonts w:cstheme="minorHAnsi"/>
+        </w:rPr>
+        <w:t xml:space="preserve">De mi consideración: </w:t>
+      </w:r>
+    </w:p>
+    <w:p>
+      <w:pPr>
+        <w:jc w:val="both"/>
+        <w:rPr>
+          <w:rFonts w:cstheme="minorHAnsi"/>
+          <w:b/>
+          <w:u w:val="single"/>
+        </w:rPr>
+      </w:pPr>
+    </w:p>
+    <w:p>
+      <w:pPr>
+        <w:jc w:val="both"/>
+        <w:rPr>
+          <w:rFonts w:cstheme="minorHAnsi"/>
+        </w:rPr>
+      </w:pPr>
+      <w:r>
+        <w:rPr>
+          <w:rFonts w:cstheme="minorHAnsi"/>
+        </w:rPr>
+        <w:t>C</w:t>
+      </w:r>
+      <w:r>
+        <w:rPr>
+          <w:rFonts w:cstheme="minorHAnsi"/>
+        </w:rPr>
+        <w:t>on base a lo prescrito en el artículo 261 del Código Orgánico Administrativo; en virtud de lo dispuesto en el artículo 38, letra a); artículo 287; y, artículo 288 de la Ley de Seguridad Social; en calidad de Director Provincial de Pichincha Encargad</w:t>
+      </w:r>
+      <w:r>
+        <w:rPr>
+          <w:rFonts w:cstheme="minorHAnsi"/>
+        </w:rPr>
+        <w:t>o</w:t>
+      </w:r>
+      <w:r>
+        <w:rPr>
+          <w:rFonts w:cstheme="minorHAnsi"/>
+        </w:rPr>
+        <w:t xml:space="preserve"> y Empleado Recaudador del Instituto Ecuatoriano de Seguridad Social, designado mediante Acción de Personal Nro. </w:t>
+      </w:r>
+      <w:r>
+        <w:rPr>
+          <w:rFonts w:cstheme="minorHAnsi"/>
+          <w:b/>
+          <w:bCs/>
+        </w:rPr>
+        <w:t>SDNGTH-2025-2253-NJS</w:t>
+      </w:r>
+      <w:r>
+        <w:rPr>
+          <w:rFonts w:cstheme="minorHAnsi"/>
+        </w:rPr>
+        <w:t xml:space="preserve"> de </w:t>
+      </w:r>
+      <w:r>
+        <w:rPr>
+          <w:rFonts w:cstheme="minorHAnsi"/>
+          <w:b/>
+          <w:bCs/>
+        </w:rPr>
+        <w:t>10 de diciembre de 2025</w:t>
+      </w:r>
+      <w:r>
+        <w:rPr>
+          <w:rFonts w:cstheme="minorHAnsi"/>
+        </w:rPr>
+        <w:t xml:space="preserve">, que rige a partir del </w:t>
+      </w:r>
+      <w:r>
+        <w:rPr>
+          <w:rFonts w:cstheme="minorHAnsi"/>
+          <w:b/>
+          <w:bCs/>
+        </w:rPr>
+        <w:t>11 de diciembre de 2025</w:t>
+      </w:r>
+      <w:r>
+        <w:rPr>
+          <w:rFonts w:cstheme="minorHAnsi"/>
+          <w:lang w:val="es-MX"/>
+        </w:rPr>
+        <w:t xml:space="preserve">; </w:t>
+      </w:r>
+      <w:r>
+        <w:rPr>
+          <w:rFonts w:cstheme="minorHAnsi"/>
+        </w:rPr>
+        <w:t xml:space="preserve">conforme a la orden de cobro inserta en el título de crédito No. </w:t>
+      </w:r>
       <w:r>
         <w:rPr>
           <w:rFonts w:cstheme="minorHAnsi"/>
@@ -111,9 +269,124 @@
           <w:bCs/>
           <w:color w:val="0070C0"/>
         </w:rPr>
-        <w:t>representanteLegal</w:t>
-      </w:r>
-      <w:proofErr w:type="spellEnd"/>
+        <w:t>{numeroTC}</w:t>
+      </w:r>
+      <w:r>
+        <w:rPr>
+          <w:rFonts w:cstheme="minorHAnsi"/>
+        </w:rPr>
+        <w:t xml:space="preserve">, emitida por la Dirección Provincial de Pichincha adjunta, se ha establecido que usted mantiene obligaciones determinadas y actualmente exigibles con el Instituto Ecuatoriano de Seguridad Social. </w:t>
+      </w:r>
+    </w:p>
+    <w:p>
+      <w:pPr>
+        <w:jc w:val="both"/>
+        <w:rPr>
+          <w:rFonts w:cstheme="minorHAnsi"/>
+        </w:rPr>
+      </w:pPr>
+      <w:r>
+        <w:rPr>
+          <w:rFonts w:cstheme="minorHAnsi"/>
+        </w:rPr>
+        <w:t xml:space="preserve">En este sentido, al amparo de lo prescrito en el artículo 271 del Código Orgánico Administrativo, se emite el presente </w:t>
+      </w:r>
+      <w:r>
+        <w:rPr>
+          <w:rFonts w:cstheme="minorHAnsi"/>
+          <w:b/>
+        </w:rPr>
+        <w:t xml:space="preserve">REQUIRIMIENTO DE PAGO VOLUNTARIO, </w:t>
+      </w:r>
+      <w:r>
+        <w:rPr>
+          <w:rFonts w:cstheme="minorHAnsi"/>
+        </w:rPr>
+        <w:t xml:space="preserve">a fin de que, pague voluntariamente dicha obligación más los intereses, multas, costas y/o honorarios profesionales que se calcularán a la fecha de pago, </w:t>
+      </w:r>
+      <w:r>
+        <w:rPr>
+          <w:rFonts w:cstheme="minorHAnsi"/>
+          <w:b/>
+          <w:u w:val="single"/>
+        </w:rPr>
+        <w:t>dentro del término de diez (10) días contados desde la fecha de su notificación</w:t>
+      </w:r>
+      <w:r>
+        <w:rPr>
+          <w:rFonts w:cstheme="minorHAnsi"/>
+        </w:rPr>
+        <w:t>, previniéndole que, de no hacerlo, se procederá con la ejecución coactiva.</w:t>
+      </w:r>
+    </w:p>
+    <w:p>
+      <w:pPr>
+        <w:jc w:val="both"/>
+        <w:rPr>
+          <w:rFonts w:cstheme="minorHAnsi"/>
+        </w:rPr>
+      </w:pPr>
+      <w:r>
+        <w:rPr>
+          <w:rFonts w:cstheme="minorHAnsi"/>
+          <w:lang w:val="es-MX"/>
+        </w:rPr>
+        <w:t>Para lo cual, se</w:t>
+      </w:r>
+      <w:r>
+        <w:rPr>
+          <w:rFonts w:cstheme="minorHAnsi"/>
+          <w:b/>
+          <w:lang w:val="es-MX"/>
+        </w:rPr>
+        <w:t xml:space="preserve"> </w:t>
+      </w:r>
+      <w:r>
+        <w:rPr>
+          <w:rFonts w:cstheme="minorHAnsi"/>
+          <w:lang w:val="es-MX"/>
+        </w:rPr>
+        <w:t>designa</w:t>
+      </w:r>
+      <w:r>
+        <w:rPr>
+          <w:rFonts w:cstheme="minorHAnsi"/>
+          <w:b/>
+          <w:lang w:val="es-MX"/>
+        </w:rPr>
+        <w:t xml:space="preserve"> </w:t>
+      </w:r>
+      <w:r>
+        <w:rPr>
+          <w:rFonts w:cstheme="minorHAnsi"/>
+          <w:lang w:val="es-MX"/>
+        </w:rPr>
+        <w:t xml:space="preserve">como </w:t>
+      </w:r>
+      <w:r>
+        <w:rPr>
+          <w:rFonts w:cstheme="minorHAnsi"/>
+        </w:rPr>
+        <w:t>secretari{genero} abogad{genero}</w:t>
+      </w:r>
+      <w:r>
+        <w:rPr>
+          <w:rFonts w:cstheme="minorHAnsi"/>
+        </w:rPr>
+        <w:t xml:space="preserve"> extern{genero}</w:t>
+      </w:r>
+      <w:r>
+        <w:rPr>
+          <w:rFonts w:cstheme="minorHAnsi"/>
+        </w:rPr>
+        <w:t xml:space="preserve"> </w:t>
+      </w:r>
+      <w:r>
+        <w:rPr>
+          <w:rFonts w:cstheme="minorHAnsi"/>
+        </w:rPr>
+        <w:t xml:space="preserve">a </w:t>
+      </w:r>
       <w:r>
         <w:rPr>
           <w:rFonts w:cstheme="minorHAnsi"/>
@@ -121,7 +394,14 @@
           <w:bCs/>
           <w:color w:val="0070C0"/>
         </w:rPr>
-        <w:t>}</w:t>
+        <w:t>{pronombre}</w:t>
+      </w:r>
+      <w:r>
+        <w:rPr>
+          <w:rFonts w:cstheme="minorHAnsi"/>
+          <w:color w:val="0070C0"/>
+        </w:rPr>
+        <w:t xml:space="preserve"> </w:t>
       </w:r>
       <w:r>
         <w:rPr>
@@ -130,13 +410,25 @@
           <w:bCs/>
           <w:color w:val="0070C0"/>
         </w:rPr>
-        <w:t>.</w:t>
-      </w:r>
-      <w:r>
-        <w:rPr>
-          <w:rFonts w:cstheme="minorHAnsi"/>
-        </w:rPr>
-        <w:t xml:space="preserve"> </w:t>
+        <w:t>{abogadoNombreMinusculas}</w:t>
+      </w:r>
+      <w:r>
+        <w:rPr>
+          <w:rFonts w:cstheme="minorHAnsi"/>
+        </w:rPr>
+        <w:t>, quien hallándose presente acepta el cargo y jura desempeñarlo fiel y legalmente, firmando para constancia con el Empleado Recaudador Encargad</w:t>
+      </w:r>
+      <w:r>
+        <w:rPr>
+          <w:rFonts w:cstheme="minorHAnsi"/>
+        </w:rPr>
+        <w:t>o</w:t>
+      </w:r>
+      <w:r>
+        <w:rPr>
+          <w:rFonts w:cstheme="minorHAnsi"/>
+        </w:rPr>
+        <w:t xml:space="preserve"> del IESS. </w:t>
       </w:r>
     </w:p>
     <w:p>
@@ -144,15 +436,28 @@
         <w:jc w:val="both"/>
         <w:rPr>
           <w:rFonts w:cstheme="minorHAnsi"/>
-          <w:i/>
-        </w:rPr>
-      </w:pPr>
-      <w:r>
-        <w:rPr>
-          <w:rFonts w:cstheme="minorHAnsi"/>
-          <w:b/>
-        </w:rPr>
-        <w:t xml:space="preserve">C.C. </w:t>
+        </w:rPr>
+      </w:pPr>
+      <w:r>
+        <w:rPr>
+          <w:rFonts w:cstheme="minorHAnsi"/>
+          <w:lang w:val="es-MX"/>
+        </w:rPr>
+        <w:t>Se previene a los deudores de la obligación de señalar casillero judicial, domicilio judicial electrónico o correo electrónico para posteriores notificaciones.</w:t>
+      </w:r>
+    </w:p>
+    <w:p>
+      <w:pPr>
+        <w:jc w:val="both"/>
+        <w:rPr>
+          <w:rFonts w:cstheme="minorHAnsi"/>
+        </w:rPr>
+      </w:pPr>
+      <w:r>
+        <w:rPr>
+          <w:rFonts w:cstheme="minorHAnsi"/>
+        </w:rPr>
+        <w:t xml:space="preserve">Notificaciones las recibiré en el correo electrónico </w:t>
       </w:r>
       <w:r>
         <w:rPr>
@@ -161,92 +466,69 @@
           <w:bCs/>
           <w:color w:val="0070C0"/>
         </w:rPr>
-        <w:t>{cedula}</w:t>
-      </w:r>
-      <w:r>
-        <w:rPr>
-          <w:rFonts w:cstheme="minorHAnsi"/>
+        <w:t>{correosAb}</w:t>
+      </w:r>
+    </w:p>
+    <w:p>
+      <w:pPr>
+        <w:jc w:val="both"/>
+        <w:rPr>
+          <w:rFonts w:cstheme="minorHAnsi"/>
+        </w:rPr>
+      </w:pPr>
+    </w:p>
+    <w:p>
+      <w:pPr>
+        <w:jc w:val="both"/>
+        <w:rPr>
+          <w:rFonts w:cstheme="minorHAnsi"/>
+        </w:rPr>
+      </w:pPr>
+    </w:p>
+    <w:p>
+      <w:pPr>
+        <w:pStyle w:val="Sinespaciado"/>
+        <w:rPr>
+          <w:rFonts w:cstheme="minorHAnsi"/>
+        </w:rPr>
+      </w:pPr>
+      <w:bookmarkStart w:id="0" w:name="_Hlk218587917"/>
+      <w:bookmarkStart w:id="1" w:name="_Hlk218588272"/>
+      <w:bookmarkStart w:id="2" w:name="_Hlk218589207"/>
+      <w:r>
+        <w:rPr>
+          <w:rFonts w:ascii="Times New Roman" w:hAnsi="Times New Roman"/>
+        </w:rPr>
+        <w:t xml:space="preserve">Ing. Benítez Estrella Christian </w:t>
+      </w:r>
+      <w:bookmarkEnd w:id="0"/>
+      <w:r>
+        <w:rPr>
+          <w:rFonts w:ascii="Times New Roman" w:hAnsi="Times New Roman"/>
+        </w:rPr>
+        <w:t>Sebastián</w:t>
+      </w:r>
+      <w:bookmarkEnd w:id="1"/>
+      <w:r>
+        <w:rPr>
+          <w:rFonts w:ascii="Times New Roman" w:hAnsi="Times New Roman" w:cs="Times New Roman"/>
         </w:rPr>
         <w:t>.</w:t>
       </w:r>
-      <w:r>
-        <w:rPr>
-          <w:rFonts w:cstheme="minorHAnsi"/>
-          <w:i/>
-        </w:rPr>
-        <w:t xml:space="preserve"> </w:t>
-      </w:r>
-    </w:p>
-    <w:p>
-      <w:pPr>
-        <w:jc w:val="both"/>
-        <w:rPr>
-          <w:rFonts w:cstheme="minorHAnsi"/>
-        </w:rPr>
-      </w:pPr>
-      <w:r>
-        <w:rPr>
-          <w:rFonts w:cstheme="minorHAnsi"/>
-        </w:rPr>
-        <w:t>Presente. –</w:t>
-      </w:r>
-      <w:r>
-        <w:rPr>
-          <w:rFonts w:cstheme="minorHAnsi"/>
-          <w:i/>
-        </w:rPr>
-        <w:t xml:space="preserve"> </w:t>
-      </w:r>
-    </w:p>
-    <w:p>
-      <w:pPr>
-        <w:jc w:val="both"/>
-        <w:rPr>
-          <w:rFonts w:cstheme="minorHAnsi"/>
-        </w:rPr>
-      </w:pPr>
-      <w:r>
-        <w:rPr>
-          <w:rFonts w:cstheme="minorHAnsi"/>
-        </w:rPr>
-        <w:t xml:space="preserve">De mi consideración: </w:t>
-      </w:r>
-    </w:p>
-    <w:p>
-      <w:pPr>
-        <w:jc w:val="both"/>
-        <w:rPr>
-          <w:rFonts w:cstheme="minorHAnsi"/>
-          <w:b/>
-          <w:u w:val="single"/>
-        </w:rPr>
-      </w:pPr>
-    </w:p>
-    <w:p>
-      <w:pPr>
-        <w:jc w:val="both"/>
-        <w:rPr>
-          <w:rFonts w:cstheme="minorHAnsi"/>
-        </w:rPr>
-      </w:pPr>
-      <w:r>
-        <w:rPr>
-          <w:rFonts w:cstheme="minorHAnsi"/>
-        </w:rPr>
-        <w:t>Con base a lo prescrito en el artículo 261 del Código Orgánico Administrativo; en virtud de lo dispuesto en el artículo 38, letra a); artículo 287; y, artículo 288 de la Ley de Seguridad Social; en calidad de Directora Provincial de Pichincha Encargada y Empleado Recaudador del Instituto Ecuatoriano de Seguridad Social, designado mediante Acción de Personal Nro. SDNGTH-2025-1902-NJS de 15 de octubre de 2025 y que rige a partir del 16 de octubre de 2025</w:t>
-      </w:r>
+      <w:bookmarkEnd w:id="2"/>
       <w:r>
         <w:rPr>
           <w:rFonts w:cstheme="minorHAnsi"/>
           <w:lang w:val="es-MX"/>
         </w:rPr>
-        <w:t xml:space="preserve">; </w:t>
-      </w:r>
-      <w:r>
-        <w:rPr>
-          <w:rFonts w:cstheme="minorHAnsi"/>
-        </w:rPr>
-        <w:t xml:space="preserve">conforme a la orden de cobro inserta en el título de crédito No. </w:t>
+        <w:tab/>
+      </w:r>
+      <w:r>
+        <w:rPr>
+          <w:rFonts w:cstheme="minorHAnsi"/>
+        </w:rPr>
+        <w:tab/>
+        <w:t xml:space="preserve">        </w:t>
       </w:r>
       <w:r>
         <w:rPr>
@@ -255,364 +537,7 @@
           <w:bCs/>
           <w:color w:val="0070C0"/>
         </w:rPr>
-        <w:t>{</w:t>
-      </w:r>
-      <w:proofErr w:type="spellStart"/>
-      <w:r>
-        <w:rPr>
-          <w:rFonts w:cstheme="minorHAnsi"/>
-          <w:b/>
-          <w:bCs/>
-          <w:color w:val="0070C0"/>
-        </w:rPr>
-        <w:t>numeroTC</w:t>
-      </w:r>
-      <w:proofErr w:type="spellEnd"/>
-      <w:r>
-        <w:rPr>
-          <w:rFonts w:cstheme="minorHAnsi"/>
-          <w:b/>
-          <w:bCs/>
-          <w:color w:val="0070C0"/>
-        </w:rPr>
-        <w:t>}</w:t>
-      </w:r>
-      <w:r>
-        <w:rPr>
-          <w:rFonts w:cstheme="minorHAnsi"/>
-        </w:rPr>
-        <w:t xml:space="preserve">, emitida por la Dirección Provincial de Pichincha adjunta, se ha establecido que usted mantiene obligaciones determinadas y actualmente exigibles con el Instituto Ecuatoriano de Seguridad Social. </w:t>
-      </w:r>
-    </w:p>
-    <w:p>
-      <w:pPr>
-        <w:jc w:val="both"/>
-        <w:rPr>
-          <w:rFonts w:cstheme="minorHAnsi"/>
-        </w:rPr>
-      </w:pPr>
-      <w:r>
-        <w:rPr>
-          <w:rFonts w:cstheme="minorHAnsi"/>
-        </w:rPr>
-        <w:t xml:space="preserve">En este sentido, al amparo de lo prescrito en el artículo 271 del Código Orgánico Administrativo, se emite el presente </w:t>
-      </w:r>
-      <w:r>
-        <w:rPr>
-          <w:rFonts w:cstheme="minorHAnsi"/>
-          <w:b/>
-        </w:rPr>
-        <w:t xml:space="preserve">REQUIRIMIENTO DE PAGO VOLUNTARIO, </w:t>
-      </w:r>
-      <w:r>
-        <w:rPr>
-          <w:rFonts w:cstheme="minorHAnsi"/>
-        </w:rPr>
-        <w:t xml:space="preserve">a fin de que, pague voluntariamente dicha obligación más los intereses, multas, costas y/o honorarios profesionales que se calcularán a la fecha de pago, </w:t>
-      </w:r>
-      <w:r>
-        <w:rPr>
-          <w:rFonts w:cstheme="minorHAnsi"/>
-          <w:b/>
-          <w:u w:val="single"/>
-        </w:rPr>
-        <w:t>dentro del término de diez (10) días contados desde la fecha de su notificación</w:t>
-      </w:r>
-      <w:r>
-        <w:rPr>
-          <w:rFonts w:cstheme="minorHAnsi"/>
-        </w:rPr>
-        <w:t>, previniéndole que, de no hacerlo, se procederá con la ejecución coactiva.</w:t>
-      </w:r>
-    </w:p>
-    <w:p>
-      <w:pPr>
-        <w:jc w:val="both"/>
-        <w:rPr>
-          <w:rFonts w:cstheme="minorHAnsi"/>
-        </w:rPr>
-      </w:pPr>
-      <w:r>
-        <w:rPr>
-          <w:rFonts w:cstheme="minorHAnsi"/>
-          <w:lang w:val="es-MX"/>
-        </w:rPr>
-        <w:t>Para lo cual, se</w:t>
-      </w:r>
-      <w:r>
-        <w:rPr>
-          <w:rFonts w:cstheme="minorHAnsi"/>
-          <w:b/>
-          <w:lang w:val="es-MX"/>
-        </w:rPr>
-        <w:t xml:space="preserve"> </w:t>
-      </w:r>
-      <w:r>
-        <w:rPr>
-          <w:rFonts w:cstheme="minorHAnsi"/>
-          <w:lang w:val="es-MX"/>
-        </w:rPr>
-        <w:t>designa</w:t>
-      </w:r>
-      <w:r>
-        <w:rPr>
-          <w:rFonts w:cstheme="minorHAnsi"/>
-          <w:b/>
-          <w:lang w:val="es-MX"/>
-        </w:rPr>
-        <w:t xml:space="preserve"> </w:t>
-      </w:r>
-      <w:r>
-        <w:rPr>
-          <w:rFonts w:cstheme="minorHAnsi"/>
-          <w:lang w:val="es-MX"/>
-        </w:rPr>
-        <w:t xml:space="preserve">como </w:t>
-      </w:r>
-      <w:proofErr w:type="spellStart"/>
-      <w:r>
-        <w:rPr>
-          <w:rFonts w:cstheme="minorHAnsi"/>
-        </w:rPr>
-        <w:t>secretari</w:t>
-      </w:r>
-      <w:proofErr w:type="spellEnd"/>
-      <w:r>
-        <w:rPr>
-          <w:rFonts w:cstheme="minorHAnsi"/>
-        </w:rPr>
-        <w:t>{genero} abogad{genero}</w:t>
-      </w:r>
-      <w:r>
-        <w:rPr>
-          <w:rFonts w:cstheme="minorHAnsi"/>
-        </w:rPr>
-        <w:t xml:space="preserve"> </w:t>
-      </w:r>
-      <w:proofErr w:type="spellStart"/>
-      <w:r>
-        <w:rPr>
-          <w:rFonts w:cstheme="minorHAnsi"/>
-        </w:rPr>
-        <w:t>extern</w:t>
-      </w:r>
-      <w:proofErr w:type="spellEnd"/>
-      <w:r>
-        <w:rPr>
-          <w:rFonts w:cstheme="minorHAnsi"/>
-        </w:rPr>
-        <w:t>{genero}</w:t>
-      </w:r>
-      <w:r>
-        <w:rPr>
-          <w:rFonts w:cstheme="minorHAnsi"/>
-        </w:rPr>
-        <w:t xml:space="preserve"> </w:t>
-      </w:r>
-      <w:r>
-        <w:rPr>
-          <w:rFonts w:cstheme="minorHAnsi"/>
-        </w:rPr>
-        <w:t xml:space="preserve">a </w:t>
-      </w:r>
-      <w:r>
-        <w:rPr>
-          <w:rFonts w:cstheme="minorHAnsi"/>
-          <w:b/>
-          <w:bCs/>
-          <w:color w:val="0070C0"/>
-        </w:rPr>
-        <w:t>{pronombre}</w:t>
-      </w:r>
-      <w:r>
-        <w:rPr>
-          <w:rFonts w:cstheme="minorHAnsi"/>
-          <w:color w:val="0070C0"/>
-        </w:rPr>
-        <w:t xml:space="preserve"> </w:t>
-      </w:r>
-      <w:r>
-        <w:rPr>
-          <w:rFonts w:cstheme="minorHAnsi"/>
-          <w:b/>
-          <w:bCs/>
-          <w:color w:val="0070C0"/>
-        </w:rPr>
-        <w:t>{</w:t>
-      </w:r>
-      <w:proofErr w:type="spellStart"/>
-      <w:r>
-        <w:rPr>
-          <w:rFonts w:cstheme="minorHAnsi"/>
-          <w:b/>
-          <w:bCs/>
-          <w:color w:val="0070C0"/>
-        </w:rPr>
-        <w:t>abogadoNombreMinusculas</w:t>
-      </w:r>
-      <w:proofErr w:type="spellEnd"/>
-      <w:r>
-        <w:rPr>
-          <w:rFonts w:cstheme="minorHAnsi"/>
-          <w:b/>
-          <w:bCs/>
-          <w:color w:val="0070C0"/>
-        </w:rPr>
-        <w:t>}</w:t>
-      </w:r>
-      <w:r>
-        <w:rPr>
-          <w:rFonts w:cstheme="minorHAnsi"/>
-        </w:rPr>
-        <w:t xml:space="preserve">, quien hallándose presente acepta el cargo y jura desempeñarlo fiel y legalmente, firmando para constancia con el Empleado Recaudador Encargada del IESS. </w:t>
-      </w:r>
-    </w:p>
-    <w:p>
-      <w:pPr>
-        <w:jc w:val="both"/>
-        <w:rPr>
-          <w:rFonts w:cstheme="minorHAnsi"/>
-        </w:rPr>
-      </w:pPr>
-      <w:r>
-        <w:rPr>
-          <w:rFonts w:cstheme="minorHAnsi"/>
-          <w:lang w:val="es-MX"/>
-        </w:rPr>
-        <w:t>Se previene a los deudores de la obligación de señalar casillero judicial, domicilio judicial electrónico o correo electrónico para posteriores notificaciones.</w:t>
-      </w:r>
-    </w:p>
-    <w:p>
-      <w:pPr>
-        <w:jc w:val="both"/>
-        <w:rPr>
-          <w:rFonts w:cstheme="minorHAnsi"/>
-        </w:rPr>
-      </w:pPr>
-      <w:r>
-        <w:rPr>
-          <w:rFonts w:cstheme="minorHAnsi"/>
-        </w:rPr>
-        <w:t xml:space="preserve">Notificaciones las recibiré en el correo electrónico </w:t>
-      </w:r>
-      <w:r>
-        <w:rPr>
-          <w:rFonts w:cstheme="minorHAnsi"/>
-          <w:b/>
-          <w:bCs/>
-          <w:color w:val="0070C0"/>
-        </w:rPr>
-        <w:t>{</w:t>
-      </w:r>
-      <w:proofErr w:type="spellStart"/>
-      <w:r>
-        <w:rPr>
-          <w:rFonts w:cstheme="minorHAnsi"/>
-          <w:b/>
-          <w:bCs/>
-          <w:color w:val="0070C0"/>
-        </w:rPr>
-        <w:t>correosAb</w:t>
-      </w:r>
-      <w:proofErr w:type="spellEnd"/>
-      <w:r>
-        <w:rPr>
-          <w:rFonts w:cstheme="minorHAnsi"/>
-          <w:b/>
-          <w:bCs/>
-          <w:color w:val="0070C0"/>
-        </w:rPr>
-        <w:t>}</w:t>
-      </w:r>
-    </w:p>
-    <w:p>
-      <w:pPr>
-        <w:jc w:val="both"/>
-        <w:rPr>
-          <w:rFonts w:cstheme="minorHAnsi"/>
-        </w:rPr>
-      </w:pPr>
-    </w:p>
-    <w:p>
-      <w:pPr>
-        <w:jc w:val="both"/>
-        <w:rPr>
-          <w:rFonts w:cstheme="minorHAnsi"/>
-        </w:rPr>
-      </w:pPr>
-    </w:p>
-    <w:p>
-      <w:pPr>
-        <w:pStyle w:val="Sinespaciado"/>
-        <w:rPr>
-          <w:rFonts w:cstheme="minorHAnsi"/>
-        </w:rPr>
-      </w:pPr>
-      <w:proofErr w:type="spellStart"/>
-      <w:r>
-        <w:rPr>
-          <w:rFonts w:cstheme="minorHAnsi"/>
-          <w:lang w:val="es-MX"/>
-        </w:rPr>
-        <w:t>Mgs</w:t>
-      </w:r>
-      <w:proofErr w:type="spellEnd"/>
-      <w:r>
-        <w:rPr>
-          <w:rFonts w:cstheme="minorHAnsi"/>
-          <w:lang w:val="es-MX"/>
-        </w:rPr>
-        <w:t>. Johanna Mariela Vásquez Bravo</w:t>
-      </w:r>
-      <w:r>
-        <w:rPr>
-          <w:rFonts w:cstheme="minorHAnsi"/>
-          <w:lang w:val="es-MX"/>
-        </w:rPr>
-        <w:tab/>
-      </w:r>
-      <w:r>
-        <w:rPr>
-          <w:rFonts w:cstheme="minorHAnsi"/>
-        </w:rPr>
-        <w:tab/>
-        <w:t xml:space="preserve">        </w:t>
-      </w:r>
-      <w:r>
-        <w:rPr>
-          <w:rFonts w:cstheme="minorHAnsi"/>
-        </w:rPr>
-        <w:tab/>
-        <w:t xml:space="preserve">        </w:t>
-      </w:r>
-      <w:r>
-        <w:rPr>
-          <w:rFonts w:cstheme="minorHAnsi"/>
-          <w:b/>
-          <w:bCs/>
-          <w:color w:val="0070C0"/>
-        </w:rPr>
-        <w:t>{</w:t>
-      </w:r>
-      <w:proofErr w:type="spellStart"/>
-      <w:r>
-        <w:rPr>
-          <w:rFonts w:cstheme="minorHAnsi"/>
-          <w:b/>
-          <w:bCs/>
-          <w:color w:val="0070C0"/>
-        </w:rPr>
-        <w:t>abogadoNombreMinusculas</w:t>
-      </w:r>
-      <w:proofErr w:type="spellEnd"/>
-      <w:r>
-        <w:rPr>
-          <w:rFonts w:cstheme="minorHAnsi"/>
-          <w:b/>
-          <w:bCs/>
-          <w:color w:val="0070C0"/>
-        </w:rPr>
-        <w:t>}</w:t>
+        <w:t>{abogadoNombreMinusculas}</w:t>
       </w:r>
       <w:r>
         <w:rPr>
